--- a/docs/SIGET_Historial_del_proyecto.docx
+++ b/docs/SIGET_Historial_del_proyecto.docx
@@ -5266,6 +5266,22 @@
       </w:r>
       <w:r>
         <w:t xml:space="preserve"> pruebas de recorrido completo (Playwright), revisión de contraste con herramienta, ilustraciones de estados vacíos, internacionalización.</w:t>
+      </w:r>
+    </w:p>
+    <w:p>
+      <w:pPr>
+        <w:spacing w:after="140" w:line="288"/>
+        <w:jc w:val="both"/>
+      </w:pPr>
+      <w:r>
+        <w:rPr>
+          <w:b/>
+          <w:bCs/>
+        </w:rPr>
+        <w:t xml:space="preserve">Abrir a internet (aplazado el 21-oct):</w:t>
+      </w:r>
+      <w:r>
+        <w:t xml:space="preserve"> análisis hecho y decisiones pendientes en abrir-a-internet.md (Tailscale Funnel recomendado; antes hay que leer la IP real del cliente en nginx, cerrar o proteger el registro y rotar las cuentas de demostración).</w:t>
       </w:r>
     </w:p>
     <w:p>

--- a/docs/SIGET_Historial_del_proyecto.docx
+++ b/docs/SIGET_Historial_del_proyecto.docx
@@ -74,7 +74,7 @@
           <w:sz w:val="22"/>
           <w:szCs w:val="22"/>
         </w:rPr>
-        <w:t xml:space="preserve">Todo lo que se hizo, en orden, con decisiones, incidentes y pendientes</w:t>
+        <w:t xml:space="preserve">Todo lo que se hizo</w:t>
       </w:r>
     </w:p>
     <w:p>
@@ -647,7 +647,7 @@
                 <w:sz w:val="18"/>
                 <w:szCs w:val="18"/>
               </w:rPr>
-              <w:t xml:space="preserve">| |P|o|s|t|g|r|e|S|Q|L| |1|6| |r|o|o|t|l|e|s|s| |e|n| |V|M|2|:| |e|s|q|u|e|m|a| ||s|i|g|e|t|| |d|e| |1|1| |t|a|b|l|a|s|,| |R|L|S|,| |d|i|s|p|a|r|a|d|o|r|e|s|,| |a|u|d|i|t|o|r|í|a| |d|e| |s|o|l|o| |i|n|s|e|r|c|i|ó|n|,| |7| |m|i|g|r|a|c|i|o|n|e|s| |</w:t>
+              <w:t xml:space="preserve">| |P|o|s|t|g|r|e|S|Q|L| |1|6| |r|o|o|t|l|e|s|s| |e|n| |V|M|2|:| |e|s|q|u|e|m|a| ||s|i|g|e|t|| |d|e| |1|2| |t|a|b|l|a|s|,| |R|L|S|,| |d|i|s|p|a|r|a|d|o|r|e|s|,| |a|u|d|i|t|o|r|í|a| |d|e| |s|o|l|o| |i|n|s|e|r|c|i|ó|n|,| |9| |m|i|g|r|a|c|i|o|n|e|s|,| |r|e|s|p|a|l|d|o| |d|i|a|r|i|o| |c|o|n| |p|r|u|e|b|a| |d|e| |r|e|s|t|a|u|r|a|c|i|ó|n| |</w:t>
             </w:r>
           </w:p>
         </w:tc>
@@ -821,7 +821,7 @@
                 <w:sz w:val="18"/>
                 <w:szCs w:val="18"/>
               </w:rPr>
-              <w:t xml:space="preserve">|3|5|4|</w:t>
+              <w:t xml:space="preserve">|4|1|5|</w:t>
             </w:r>
             <w:r>
               <w:rPr>
@@ -865,7 +865,7 @@
                 <w:sz w:val="18"/>
                 <w:szCs w:val="18"/>
               </w:rPr>
-              <w:t xml:space="preserve">|1|3|0|</w:t>
+              <w:t xml:space="preserve">|1|4|1|</w:t>
             </w:r>
             <w:r>
               <w:rPr>
@@ -931,7 +931,7 @@
                 <w:sz w:val="18"/>
                 <w:szCs w:val="18"/>
               </w:rPr>
-              <w:t xml:space="preserve">| |(|1|1|,| |1|5|,| |4|7|,| |5|1|,| |3|4| |y| |3|9| |p|a|s|o|s|)| |+| |e|n|s|a|y|o| |d|e| |l|a| |d|e|m|o| |(|</w:t>
+              <w:t xml:space="preserve">| |(|1|1|,| |1|5|,| |7|1|,| |5|1|,| |3|4| |y| |3|9| |p|a|s|o|s|)| |+| |e|n|s|a|y|o| |d|e| |l|a| |d|e|m|o| |(|</w:t>
             </w:r>
             <w:r>
               <w:rPr>
@@ -953,7 +953,7 @@
                 <w:sz w:val="18"/>
                 <w:szCs w:val="18"/>
               </w:rPr>
-              <w:t xml:space="preserve">|5|5| |d|e| |5|5|</w:t>
+              <w:t xml:space="preserve">|5|9| |d|e| |5|9|</w:t>
             </w:r>
             <w:r>
               <w:rPr>
@@ -1780,6 +1780,139 @@
       </w:r>
       <w:r>
         <w:t xml:space="preserve"> (55 de 55), ventana del segundo factor controlada desde el servidor, respaldo verificado y guion corregido. → runbook 32</w:t>
+      </w:r>
+    </w:p>
+    <w:p>
+      <w:pPr>
+        <w:pStyle w:val="Heading2"/>
+        <w:keepNext/>
+      </w:pPr>
+      <w:r>
+        <w:t xml:space="preserve">Fase 4 — Demostración y endurecimiento (22 oct)</w:t>
+      </w:r>
+    </w:p>
+    <w:p>
+      <w:pPr>
+        <w:pStyle w:val="ListParagraph"/>
+        <w:numPr>
+          <w:ilvl w:val="0"/>
+          <w:numId w:val="2"/>
+        </w:numPr>
+        <w:spacing w:after="80" w:line="276"/>
+        <w:jc w:val="both"/>
+      </w:pPr>
+      <w:r>
+        <w:rPr>
+          <w:b/>
+          <w:bCs/>
+        </w:rPr>
+        <w:t xml:space="preserve">Matriz módulo × rol</w:t>
+      </w:r>
+      <w:r>
+        <w:t xml:space="preserve"> (15 módulos por 10 roles) calculada por el servidor, </w:t>
+      </w:r>
+      <w:r>
+        <w:rPr>
+          <w:b/>
+          <w:bCs/>
+        </w:rPr>
+        <w:t xml:space="preserve">revisión de seguridad</w:t>
+      </w:r>
+      <w:r>
+        <w:t xml:space="preserve"> con evidencia en vivo (13 hallazgos, sin críticos) y </w:t>
+      </w:r>
+      <w:r>
+        <w:rPr>
+          <w:b/>
+          <w:bCs/>
+        </w:rPr>
+        <w:t xml:space="preserve">estado de la base de datos</w:t>
+      </w:r>
+      <w:r>
+        <w:t xml:space="preserve">. → docs/revision-seguridad-2026-10-22.md, docs/estado-base-de-datos.md</w:t>
+      </w:r>
+    </w:p>
+    <w:p>
+      <w:pPr>
+        <w:pStyle w:val="ListParagraph"/>
+        <w:numPr>
+          <w:ilvl w:val="0"/>
+          <w:numId w:val="2"/>
+        </w:numPr>
+        <w:spacing w:after="80" w:line="276"/>
+        <w:jc w:val="both"/>
+      </w:pPr>
+      <w:r>
+        <w:rPr>
+          <w:b/>
+          <w:bCs/>
+        </w:rPr>
+        <w:t xml:space="preserve">Cierre por inactividad</w:t>
+      </w:r>
+      <w:r>
+        <w:t xml:space="preserve"> (aviso a los 9 min, cierre a los 10), tope absoluto de 8 h por sesión y límites de tasa compartidos entre procesos. → runbook 33.1</w:t>
+      </w:r>
+    </w:p>
+    <w:p>
+      <w:pPr>
+        <w:pStyle w:val="ListParagraph"/>
+        <w:numPr>
+          <w:ilvl w:val="0"/>
+          <w:numId w:val="2"/>
+        </w:numPr>
+        <w:spacing w:after="80" w:line="276"/>
+        <w:jc w:val="both"/>
+      </w:pPr>
+      <w:r>
+        <w:rPr>
+          <w:b/>
+          <w:bCs/>
+        </w:rPr>
+        <w:t xml:space="preserve">Acceso en dos pasos</w:t>
+      </w:r>
+      <w:r>
+        <w:t xml:space="preserve">, </w:t>
+      </w:r>
+      <w:r>
+        <w:rPr>
+          <w:b/>
+          <w:bCs/>
+        </w:rPr>
+        <w:t xml:space="preserve">registro con datos personales</w:t>
+      </w:r>
+      <w:r>
+        <w:t xml:space="preserve"> (cédula cifrada, tabla perfil) y </w:t>
+      </w:r>
+      <w:r>
+        <w:rPr>
+          <w:b/>
+          <w:bCs/>
+        </w:rPr>
+        <w:t xml:space="preserve">bloqueo progresivo</w:t>
+      </w:r>
+      <w:r>
+        <w:t xml:space="preserve"> (5, 15 y 60 min). → runbook 33.2 y 33.3</w:t>
+      </w:r>
+    </w:p>
+    <w:p>
+      <w:pPr>
+        <w:pStyle w:val="ListParagraph"/>
+        <w:numPr>
+          <w:ilvl w:val="0"/>
+          <w:numId w:val="2"/>
+        </w:numPr>
+        <w:spacing w:after="80" w:line="276"/>
+        <w:jc w:val="both"/>
+      </w:pPr>
+      <w:r>
+        <w:rPr>
+          <w:b/>
+          <w:bCs/>
+        </w:rPr>
+        <w:t xml:space="preserve">Respaldos automáticos con prueba de restauración</w:t>
+      </w:r>
+      <w:r>
+        <w:t xml:space="preserve">, SSH endurecido, logs de conexión de PostgreSQL y mínimo privilegio para pgadmin_lectura. → runbook 33.4 y 33.5</w:t>
       </w:r>
     </w:p>
     <w:p>
@@ -5433,7 +5566,7 @@
         <w:sz w:val="16"/>
         <w:szCs w:val="16"/>
       </w:rPr>
-      <w:t xml:space="preserve">SIGET — Historial del proyecto</w:t>
+      <w:t xml:space="preserve">SIGET · Historial</w:t>
     </w:r>
   </w:p>
 </w:hdr>
